--- a/A. Usaha Pengembangan Madrasah/1.7 Kemajuan Teknologi Informasi/1.7.1 Administrasi berbasis TIK/1.7.1-Administrasi_Berbasis_TIK.docx
+++ b/A. Usaha Pengembangan Madrasah/1.7 Kemajuan Teknologi Informasi/1.7.1 Administrasi berbasis TIK/1.7.1-Administrasi_Berbasis_TIK.docx
@@ -2,15 +2,6 @@
 <file path=word/document.xml><?xml version="1.0" encoding="utf-8"?>
 <w:document xmlns:w="http://schemas.openxmlformats.org/wordprocessingml/2006/main" xmlns:m="http://schemas.openxmlformats.org/officeDocument/2006/math" xmlns:r="http://schemas.openxmlformats.org/officeDocument/2006/relationships" xmlns:o="urn:schemas-microsoft-com:office:office" xmlns:v="urn:schemas-microsoft-com:vml" xmlns:w10="urn:schemas-microsoft-com:office:word" xmlns:a="http://schemas.openxmlformats.org/drawingml/2006/main" xmlns:pic="http://schemas.openxmlformats.org/drawingml/2006/picture" xmlns:wp="http://schemas.openxmlformats.org/drawingml/2006/wordprocessingDrawing">
   <w:body>
-    <w:bookmarkStart w:id="23" w:name="administrasi-berbasis-tik"/>
-    <w:p>
-      <w:pPr>
-        <w:pStyle w:val="Heading1"/>
-      </w:pPr>
-      <w:r>
-        <w:t xml:space="preserve">1.7.1 Administrasi Berbasis TIK</w:t>
-      </w:r>
-    </w:p>
     <w:bookmarkStart w:id="20" w:name="pendahuluan"/>
     <w:p>
       <w:pPr>
@@ -31,51 +22,39 @@
         <w:t xml:space="preserve"> </w:t>
       </w:r>
       <w:r>
-        <w:t xml:space="preserve">pengelolaan secara efektif dengan dukungan penerapan teknologi</w:t>
+        <w:t xml:space="preserve">pengelolaan secara efektif dengan dukungan penerapan TIK, mencakup</w:t>
       </w:r>
       <w:r>
         <w:t xml:space="preserve"> </w:t>
       </w:r>
       <w:r>
-        <w:t xml:space="preserve">informasi dan komunikasi, mencakup bidang persuratan, sarana prasarana,</w:t>
+        <w:t xml:space="preserve">bidang persuratan, sarana prasarana, kepegawaian, kepesertadidikan,</w:t>
       </w:r>
       <w:r>
         <w:t xml:space="preserve"> </w:t>
       </w:r>
       <w:r>
-        <w:t xml:space="preserve">kepegawaian, kepesertadidikan, dan keuangan. Penerapan TIK dalam</w:t>
+        <w:t xml:space="preserve">dan keuangan.</w:t>
+      </w:r>
+    </w:p>
+    <w:p>
+      <w:pPr>
+        <w:pStyle w:val="BodyText"/>
+      </w:pPr>
+      <w:r>
+        <w:t xml:space="preserve">Dokumen ini memuat uraian penerapan TIK pada lima bidang administrasi</w:t>
       </w:r>
       <w:r>
         <w:t xml:space="preserve"> </w:t>
       </w:r>
       <w:r>
-        <w:t xml:space="preserve">administrasi ini bertujuan meningkatkan akurasi data, efisiensi waktu,</w:t>
+        <w:t xml:space="preserve">sebagai bukti kesiapan madrasah dalam mengintegrasikan teknologi ke</w:t>
       </w:r>
       <w:r>
         <w:t xml:space="preserve"> </w:t>
       </w:r>
       <w:r>
-        <w:t xml:space="preserve">serta kemudahan akses informasi bagi pengambilan keputusan manajerial.</w:t>
-      </w:r>
-    </w:p>
-    <w:p>
-      <w:pPr>
-        <w:pStyle w:val="BodyText"/>
-      </w:pPr>
-      <w:r>
-        <w:t xml:space="preserve">Dokumen ini memuat uraian penerapan TIK pada lima bidang administrasi</w:t>
-      </w:r>
-      <w:r>
-        <w:t xml:space="preserve"> </w:t>
-      </w:r>
-      <w:r>
-        <w:t xml:space="preserve">di MTsN 1 Pandeglang sebagai bukti kesiapan madrasah dalam</w:t>
-      </w:r>
-      <w:r>
-        <w:t xml:space="preserve"> </w:t>
-      </w:r>
-      <w:r>
-        <w:t xml:space="preserve">mengintegrasikan teknologi ke dalam tata kelola administratif.</w:t>
+        <w:t xml:space="preserve">dalam tata kelola administratif.</w:t>
       </w:r>
     </w:p>
     <w:bookmarkEnd w:id="20"/>
@@ -145,17 +124,17 @@
         </w:numPr>
       </w:pPr>
       <w:r>
-        <w:t xml:space="preserve">Administrasi keuangan : [BELUM DIISI — aplikasi keuangan yang digunakan, mis. e-RKAM]</w:t>
+        <w:t xml:space="preserve">Administrasi keuangan : [BELUM DIISI — mis. e-RKAM]</w:t>
       </w:r>
     </w:p>
     <w:bookmarkEnd w:id="21"/>
-    <w:bookmarkStart w:id="22" w:name="lampiran-yang-wajib-disertakan"/>
+    <w:bookmarkStart w:id="22" w:name="lampiran-yang-disertakan"/>
     <w:p>
       <w:pPr>
         <w:pStyle w:val="Heading2"/>
       </w:pPr>
       <w:r>
-        <w:t xml:space="preserve">LAMPIRAN YANG WAJIB DISERTAKAN</w:t>
+        <w:t xml:space="preserve">LAMPIRAN YANG DISERTAKAN</w:t>
       </w:r>
     </w:p>
     <w:p>
@@ -235,6 +214,12 @@
         <w:pStyle w:val="FirstParagraph"/>
       </w:pPr>
       <w:r>
+        <w:t xml:space="preserve">Pandeglang, 25 Agustus 2026</w:t>
+      </w:r>
+      <w:r>
+        <w:t xml:space="preserve"> </w:t>
+      </w:r>
+      <w:r>
         <w:t xml:space="preserve">Disahkan oleh,</w:t>
       </w:r>
       <w:r>
@@ -259,7 +244,6 @@
       </w:r>
     </w:p>
     <w:bookmarkEnd w:id="22"/>
-    <w:bookmarkEnd w:id="23"/>
     <w:sectPr/>
   </w:body>
 </w:document>
